--- a/class07w.docx
+++ b/class07w.docx
@@ -13742,7 +13742,7 @@
         <w:t xml:space="preserve"> </w:t>
       </w:r>
       <w:r>
-        <w:t xml:space="preserve">(paired t test) being correct.</w:t>
+        <w:t xml:space="preserve">(pooled t test) being correct.</w:t>
       </w:r>
     </w:p>
     <w:bookmarkEnd w:id="65"/>
